--- a/2nd year/ЛЕХА/отчет лб 5.docx
+++ b/2nd year/ЛЕХА/отчет лб 5.docx
@@ -614,11 +614,13 @@
         <w:jc w:val="left"/>
         <w:rPr>
           <w:szCs w:val="28"/>
-        </w:rPr>
-      </w:pPr>
-      <w:r>
-        <w:rPr>
-          <w:szCs w:val="28"/>
+          <w:lang w:val="en-US"/>
+        </w:rPr>
+      </w:pPr>
+      <w:r>
+        <w:rPr>
+          <w:szCs w:val="28"/>
+          <w:lang w:val="en-US"/>
         </w:rPr>
         <w:t>class Program</w:t>
       </w:r>
@@ -629,11 +631,13 @@
         <w:jc w:val="left"/>
         <w:rPr>
           <w:szCs w:val="28"/>
-        </w:rPr>
-      </w:pPr>
-      <w:r>
-        <w:rPr>
-          <w:szCs w:val="28"/>
+          <w:lang w:val="en-US"/>
+        </w:rPr>
+      </w:pPr>
+      <w:r>
+        <w:rPr>
+          <w:szCs w:val="28"/>
+          <w:lang w:val="en-US"/>
         </w:rPr>
         <w:t>{</w:t>
       </w:r>
@@ -644,11 +648,13 @@
         <w:jc w:val="left"/>
         <w:rPr>
           <w:szCs w:val="28"/>
-        </w:rPr>
-      </w:pPr>
-      <w:r>
-        <w:rPr>
-          <w:szCs w:val="28"/>
+          <w:lang w:val="en-US"/>
+        </w:rPr>
+      </w:pPr>
+      <w:r>
+        <w:rPr>
+          <w:szCs w:val="28"/>
+          <w:lang w:val="en-US"/>
         </w:rPr>
         <w:t xml:space="preserve">    static void Main()</w:t>
       </w:r>
@@ -659,11 +665,13 @@
         <w:jc w:val="left"/>
         <w:rPr>
           <w:szCs w:val="28"/>
-        </w:rPr>
-      </w:pPr>
-      <w:r>
-        <w:rPr>
-          <w:szCs w:val="28"/>
+          <w:lang w:val="en-US"/>
+        </w:rPr>
+      </w:pPr>
+      <w:r>
+        <w:rPr>
+          <w:szCs w:val="28"/>
+          <w:lang w:val="en-US"/>
         </w:rPr>
         <w:t xml:space="preserve">    {</w:t>
       </w:r>
@@ -674,26 +682,69 @@
         <w:jc w:val="left"/>
         <w:rPr>
           <w:szCs w:val="28"/>
-        </w:rPr>
-      </w:pPr>
-      <w:r>
-        <w:rPr>
-          <w:szCs w:val="28"/>
-        </w:rPr>
-        <w:t xml:space="preserve">        Console.Write("Введите строку в PascalCase: ");</w:t>
-      </w:r>
-    </w:p>
-    <w:p>
-      <w:pPr>
-        <w:ind w:firstLine="0"/>
-        <w:jc w:val="left"/>
-        <w:rPr>
-          <w:szCs w:val="28"/>
-        </w:rPr>
-      </w:pPr>
-      <w:r>
-        <w:rPr>
-          <w:szCs w:val="28"/>
+          <w:lang w:val="en-US"/>
+        </w:rPr>
+      </w:pPr>
+      <w:r>
+        <w:rPr>
+          <w:szCs w:val="28"/>
+          <w:lang w:val="en-US"/>
+        </w:rPr>
+        <w:t xml:space="preserve">        Console.Write("</w:t>
+      </w:r>
+      <w:r>
+        <w:rPr>
+          <w:szCs w:val="28"/>
+        </w:rPr>
+        <w:t>Введите</w:t>
+      </w:r>
+      <w:r>
+        <w:rPr>
+          <w:szCs w:val="28"/>
+          <w:lang w:val="en-US"/>
+        </w:rPr>
+        <w:t xml:space="preserve"> </w:t>
+      </w:r>
+      <w:r>
+        <w:rPr>
+          <w:szCs w:val="28"/>
+        </w:rPr>
+        <w:t>строку</w:t>
+      </w:r>
+      <w:r>
+        <w:rPr>
+          <w:szCs w:val="28"/>
+          <w:lang w:val="en-US"/>
+        </w:rPr>
+        <w:t xml:space="preserve"> </w:t>
+      </w:r>
+      <w:r>
+        <w:rPr>
+          <w:szCs w:val="28"/>
+        </w:rPr>
+        <w:t>в</w:t>
+      </w:r>
+      <w:r>
+        <w:rPr>
+          <w:szCs w:val="28"/>
+          <w:lang w:val="en-US"/>
+        </w:rPr>
+        <w:t xml:space="preserve"> PascalCase: ");</w:t>
+      </w:r>
+    </w:p>
+    <w:p>
+      <w:pPr>
+        <w:ind w:firstLine="0"/>
+        <w:jc w:val="left"/>
+        <w:rPr>
+          <w:szCs w:val="28"/>
+          <w:lang w:val="en-US"/>
+        </w:rPr>
+      </w:pPr>
+      <w:r>
+        <w:rPr>
+          <w:szCs w:val="28"/>
+          <w:lang w:val="en-US"/>
         </w:rPr>
         <w:t xml:space="preserve">        string input = Console.ReadLine();</w:t>
       </w:r>
@@ -704,20 +755,23 @@
         <w:jc w:val="left"/>
         <w:rPr>
           <w:szCs w:val="28"/>
-        </w:rPr>
-      </w:pPr>
-    </w:p>
-    <w:p>
-      <w:pPr>
-        <w:ind w:firstLine="0"/>
-        <w:jc w:val="left"/>
-        <w:rPr>
-          <w:szCs w:val="28"/>
-        </w:rPr>
-      </w:pPr>
-      <w:r>
-        <w:rPr>
-          <w:szCs w:val="28"/>
+          <w:lang w:val="en-US"/>
+        </w:rPr>
+      </w:pPr>
+    </w:p>
+    <w:p>
+      <w:pPr>
+        <w:ind w:firstLine="0"/>
+        <w:jc w:val="left"/>
+        <w:rPr>
+          <w:szCs w:val="28"/>
+          <w:lang w:val="en-US"/>
+        </w:rPr>
+      </w:pPr>
+      <w:r>
+        <w:rPr>
+          <w:szCs w:val="28"/>
+          <w:lang w:val="en-US"/>
         </w:rPr>
         <w:t xml:space="preserve">        if (string.IsNullOrEmpty(input))</w:t>
       </w:r>
@@ -728,11 +782,13 @@
         <w:jc w:val="left"/>
         <w:rPr>
           <w:szCs w:val="28"/>
-        </w:rPr>
-      </w:pPr>
-      <w:r>
-        <w:rPr>
-          <w:szCs w:val="28"/>
+          <w:lang w:val="en-US"/>
+        </w:rPr>
+      </w:pPr>
+      <w:r>
+        <w:rPr>
+          <w:szCs w:val="28"/>
+          <w:lang w:val="en-US"/>
         </w:rPr>
         <w:t xml:space="preserve">        {</w:t>
       </w:r>
@@ -743,26 +799,56 @@
         <w:jc w:val="left"/>
         <w:rPr>
           <w:szCs w:val="28"/>
-        </w:rPr>
-      </w:pPr>
-      <w:r>
-        <w:rPr>
-          <w:szCs w:val="28"/>
-        </w:rPr>
-        <w:t xml:space="preserve">            Console.WriteLine("Пустая строка");</w:t>
-      </w:r>
-    </w:p>
-    <w:p>
-      <w:pPr>
-        <w:ind w:firstLine="0"/>
-        <w:jc w:val="left"/>
-        <w:rPr>
-          <w:szCs w:val="28"/>
-        </w:rPr>
-      </w:pPr>
-      <w:r>
-        <w:rPr>
-          <w:szCs w:val="28"/>
+          <w:lang w:val="en-US"/>
+        </w:rPr>
+      </w:pPr>
+      <w:r>
+        <w:rPr>
+          <w:szCs w:val="28"/>
+          <w:lang w:val="en-US"/>
+        </w:rPr>
+        <w:t xml:space="preserve">            Console.WriteLine("</w:t>
+      </w:r>
+      <w:r>
+        <w:rPr>
+          <w:szCs w:val="28"/>
+        </w:rPr>
+        <w:t>Пустая</w:t>
+      </w:r>
+      <w:r>
+        <w:rPr>
+          <w:szCs w:val="28"/>
+          <w:lang w:val="en-US"/>
+        </w:rPr>
+        <w:t xml:space="preserve"> </w:t>
+      </w:r>
+      <w:r>
+        <w:rPr>
+          <w:szCs w:val="28"/>
+        </w:rPr>
+        <w:t>строка</w:t>
+      </w:r>
+      <w:r>
+        <w:rPr>
+          <w:szCs w:val="28"/>
+          <w:lang w:val="en-US"/>
+        </w:rPr>
+        <w:t>");</w:t>
+      </w:r>
+    </w:p>
+    <w:p>
+      <w:pPr>
+        <w:ind w:firstLine="0"/>
+        <w:jc w:val="left"/>
+        <w:rPr>
+          <w:szCs w:val="28"/>
+          <w:lang w:val="en-US"/>
+        </w:rPr>
+      </w:pPr>
+      <w:r>
+        <w:rPr>
+          <w:szCs w:val="28"/>
+          <w:lang w:val="en-US"/>
         </w:rPr>
         <w:t xml:space="preserve">            return;</w:t>
       </w:r>
@@ -773,11 +859,13 @@
         <w:jc w:val="left"/>
         <w:rPr>
           <w:szCs w:val="28"/>
-        </w:rPr>
-      </w:pPr>
-      <w:r>
-        <w:rPr>
-          <w:szCs w:val="28"/>
+          <w:lang w:val="en-US"/>
+        </w:rPr>
+      </w:pPr>
+      <w:r>
+        <w:rPr>
+          <w:szCs w:val="28"/>
+          <w:lang w:val="en-US"/>
         </w:rPr>
         <w:t xml:space="preserve">        }</w:t>
       </w:r>
@@ -788,20 +876,23 @@
         <w:jc w:val="left"/>
         <w:rPr>
           <w:szCs w:val="28"/>
-        </w:rPr>
-      </w:pPr>
-    </w:p>
-    <w:p>
-      <w:pPr>
-        <w:ind w:firstLine="0"/>
-        <w:jc w:val="left"/>
-        <w:rPr>
-          <w:szCs w:val="28"/>
-        </w:rPr>
-      </w:pPr>
-      <w:r>
-        <w:rPr>
-          <w:szCs w:val="28"/>
+          <w:lang w:val="en-US"/>
+        </w:rPr>
+      </w:pPr>
+    </w:p>
+    <w:p>
+      <w:pPr>
+        <w:ind w:firstLine="0"/>
+        <w:jc w:val="left"/>
+        <w:rPr>
+          <w:szCs w:val="28"/>
+          <w:lang w:val="en-US"/>
+        </w:rPr>
+      </w:pPr>
+      <w:r>
+        <w:rPr>
+          <w:szCs w:val="28"/>
+          <w:lang w:val="en-US"/>
         </w:rPr>
         <w:t xml:space="preserve">        StringBuilder sb = new StringBuilder();</w:t>
       </w:r>
@@ -812,11 +903,13 @@
         <w:jc w:val="left"/>
         <w:rPr>
           <w:szCs w:val="28"/>
-        </w:rPr>
-      </w:pPr>
-      <w:r>
-        <w:rPr>
-          <w:szCs w:val="28"/>
+          <w:lang w:val="en-US"/>
+        </w:rPr>
+      </w:pPr>
+      <w:r>
+        <w:rPr>
+          <w:szCs w:val="28"/>
+          <w:lang w:val="en-US"/>
         </w:rPr>
         <w:t xml:space="preserve">        sb.Append(char.ToLower(input[0]));</w:t>
       </w:r>
@@ -827,20 +920,23 @@
         <w:jc w:val="left"/>
         <w:rPr>
           <w:szCs w:val="28"/>
-        </w:rPr>
-      </w:pPr>
-    </w:p>
-    <w:p>
-      <w:pPr>
-        <w:ind w:firstLine="0"/>
-        <w:jc w:val="left"/>
-        <w:rPr>
-          <w:szCs w:val="28"/>
-        </w:rPr>
-      </w:pPr>
-      <w:r>
-        <w:rPr>
-          <w:szCs w:val="28"/>
+          <w:lang w:val="en-US"/>
+        </w:rPr>
+      </w:pPr>
+    </w:p>
+    <w:p>
+      <w:pPr>
+        <w:ind w:firstLine="0"/>
+        <w:jc w:val="left"/>
+        <w:rPr>
+          <w:szCs w:val="28"/>
+          <w:lang w:val="en-US"/>
+        </w:rPr>
+      </w:pPr>
+      <w:r>
+        <w:rPr>
+          <w:szCs w:val="28"/>
+          <w:lang w:val="en-US"/>
         </w:rPr>
         <w:t xml:space="preserve">        for (int i = 1; i &lt; input.Length; i++)</w:t>
       </w:r>
@@ -851,11 +947,13 @@
         <w:jc w:val="left"/>
         <w:rPr>
           <w:szCs w:val="28"/>
-        </w:rPr>
-      </w:pPr>
-      <w:r>
-        <w:rPr>
-          <w:szCs w:val="28"/>
+          <w:lang w:val="en-US"/>
+        </w:rPr>
+      </w:pPr>
+      <w:r>
+        <w:rPr>
+          <w:szCs w:val="28"/>
+          <w:lang w:val="en-US"/>
         </w:rPr>
         <w:t xml:space="preserve">        {</w:t>
       </w:r>
@@ -866,11 +964,13 @@
         <w:jc w:val="left"/>
         <w:rPr>
           <w:szCs w:val="28"/>
-        </w:rPr>
-      </w:pPr>
-      <w:r>
-        <w:rPr>
-          <w:szCs w:val="28"/>
+          <w:lang w:val="en-US"/>
+        </w:rPr>
+      </w:pPr>
+      <w:r>
+        <w:rPr>
+          <w:szCs w:val="28"/>
+          <w:lang w:val="en-US"/>
         </w:rPr>
         <w:t xml:space="preserve">            if (char.IsUpper(input[i]))</w:t>
       </w:r>
@@ -881,11 +981,13 @@
         <w:jc w:val="left"/>
         <w:rPr>
           <w:szCs w:val="28"/>
-        </w:rPr>
-      </w:pPr>
-      <w:r>
-        <w:rPr>
-          <w:szCs w:val="28"/>
+          <w:lang w:val="en-US"/>
+        </w:rPr>
+      </w:pPr>
+      <w:r>
+        <w:rPr>
+          <w:szCs w:val="28"/>
+          <w:lang w:val="en-US"/>
         </w:rPr>
         <w:t xml:space="preserve">            {</w:t>
       </w:r>
@@ -896,11 +998,13 @@
         <w:jc w:val="left"/>
         <w:rPr>
           <w:szCs w:val="28"/>
-        </w:rPr>
-      </w:pPr>
-      <w:r>
-        <w:rPr>
-          <w:szCs w:val="28"/>
+          <w:lang w:val="en-US"/>
+        </w:rPr>
+      </w:pPr>
+      <w:r>
+        <w:rPr>
+          <w:szCs w:val="28"/>
+          <w:lang w:val="en-US"/>
         </w:rPr>
         <w:t xml:space="preserve">                sb.Append('_');</w:t>
       </w:r>
@@ -911,11 +1015,13 @@
         <w:jc w:val="left"/>
         <w:rPr>
           <w:szCs w:val="28"/>
-        </w:rPr>
-      </w:pPr>
-      <w:r>
-        <w:rPr>
-          <w:szCs w:val="28"/>
+          <w:lang w:val="en-US"/>
+        </w:rPr>
+      </w:pPr>
+      <w:r>
+        <w:rPr>
+          <w:szCs w:val="28"/>
+          <w:lang w:val="en-US"/>
         </w:rPr>
         <w:t xml:space="preserve">                sb.Append(char.ToLower(input[i]));</w:t>
       </w:r>
@@ -926,11 +1032,13 @@
         <w:jc w:val="left"/>
         <w:rPr>
           <w:szCs w:val="28"/>
-        </w:rPr>
-      </w:pPr>
-      <w:r>
-        <w:rPr>
-          <w:szCs w:val="28"/>
+          <w:lang w:val="en-US"/>
+        </w:rPr>
+      </w:pPr>
+      <w:r>
+        <w:rPr>
+          <w:szCs w:val="28"/>
+          <w:lang w:val="en-US"/>
         </w:rPr>
         <w:t xml:space="preserve">            }</w:t>
       </w:r>
@@ -941,11 +1049,13 @@
         <w:jc w:val="left"/>
         <w:rPr>
           <w:szCs w:val="28"/>
-        </w:rPr>
-      </w:pPr>
-      <w:r>
-        <w:rPr>
-          <w:szCs w:val="28"/>
+          <w:lang w:val="en-US"/>
+        </w:rPr>
+      </w:pPr>
+      <w:r>
+        <w:rPr>
+          <w:szCs w:val="28"/>
+          <w:lang w:val="en-US"/>
         </w:rPr>
         <w:t xml:space="preserve">            else</w:t>
       </w:r>
@@ -956,11 +1066,13 @@
         <w:jc w:val="left"/>
         <w:rPr>
           <w:szCs w:val="28"/>
-        </w:rPr>
-      </w:pPr>
-      <w:r>
-        <w:rPr>
-          <w:szCs w:val="28"/>
+          <w:lang w:val="en-US"/>
+        </w:rPr>
+      </w:pPr>
+      <w:r>
+        <w:rPr>
+          <w:szCs w:val="28"/>
+          <w:lang w:val="en-US"/>
         </w:rPr>
         <w:t xml:space="preserve">            {</w:t>
       </w:r>
@@ -971,11 +1083,13 @@
         <w:jc w:val="left"/>
         <w:rPr>
           <w:szCs w:val="28"/>
-        </w:rPr>
-      </w:pPr>
-      <w:r>
-        <w:rPr>
-          <w:szCs w:val="28"/>
+          <w:lang w:val="en-US"/>
+        </w:rPr>
+      </w:pPr>
+      <w:r>
+        <w:rPr>
+          <w:szCs w:val="28"/>
+          <w:lang w:val="en-US"/>
         </w:rPr>
         <w:t xml:space="preserve">                sb.Append(input[i]);</w:t>
       </w:r>
@@ -986,11 +1100,13 @@
         <w:jc w:val="left"/>
         <w:rPr>
           <w:szCs w:val="28"/>
-        </w:rPr>
-      </w:pPr>
-      <w:r>
-        <w:rPr>
-          <w:szCs w:val="28"/>
+          <w:lang w:val="en-US"/>
+        </w:rPr>
+      </w:pPr>
+      <w:r>
+        <w:rPr>
+          <w:szCs w:val="28"/>
+          <w:lang w:val="en-US"/>
         </w:rPr>
         <w:t xml:space="preserve">            }</w:t>
       </w:r>
@@ -1001,11 +1117,13 @@
         <w:jc w:val="left"/>
         <w:rPr>
           <w:szCs w:val="28"/>
-        </w:rPr>
-      </w:pPr>
-      <w:r>
-        <w:rPr>
-          <w:szCs w:val="28"/>
+          <w:lang w:val="en-US"/>
+        </w:rPr>
+      </w:pPr>
+      <w:r>
+        <w:rPr>
+          <w:szCs w:val="28"/>
+          <w:lang w:val="en-US"/>
         </w:rPr>
         <w:t xml:space="preserve">        }</w:t>
       </w:r>
@@ -1016,20 +1134,23 @@
         <w:jc w:val="left"/>
         <w:rPr>
           <w:szCs w:val="28"/>
-        </w:rPr>
-      </w:pPr>
-    </w:p>
-    <w:p>
-      <w:pPr>
-        <w:ind w:firstLine="0"/>
-        <w:jc w:val="left"/>
-        <w:rPr>
-          <w:szCs w:val="28"/>
-        </w:rPr>
-      </w:pPr>
-      <w:r>
-        <w:rPr>
-          <w:szCs w:val="28"/>
+          <w:lang w:val="en-US"/>
+        </w:rPr>
+      </w:pPr>
+    </w:p>
+    <w:p>
+      <w:pPr>
+        <w:ind w:firstLine="0"/>
+        <w:jc w:val="left"/>
+        <w:rPr>
+          <w:szCs w:val="28"/>
+          <w:lang w:val="en-US"/>
+        </w:rPr>
+      </w:pPr>
+      <w:r>
+        <w:rPr>
+          <w:szCs w:val="28"/>
+          <w:lang w:val="en-US"/>
         </w:rPr>
         <w:t xml:space="preserve">        Console.WriteLine($"snake_case: {sb}");</w:t>
       </w:r>
@@ -1040,11 +1161,13 @@
         <w:jc w:val="left"/>
         <w:rPr>
           <w:szCs w:val="28"/>
-        </w:rPr>
-      </w:pPr>
-      <w:r>
-        <w:rPr>
-          <w:szCs w:val="28"/>
+          <w:lang w:val="en-US"/>
+        </w:rPr>
+      </w:pPr>
+      <w:r>
+        <w:rPr>
+          <w:szCs w:val="28"/>
+          <w:lang w:val="en-US"/>
         </w:rPr>
         <w:t xml:space="preserve">    }</w:t>
       </w:r>
@@ -1055,11 +1178,13 @@
         <w:jc w:val="left"/>
         <w:rPr>
           <w:szCs w:val="28"/>
-        </w:rPr>
-      </w:pPr>
-      <w:r>
-        <w:rPr>
-          <w:szCs w:val="28"/>
+          <w:lang w:val="en-US"/>
+        </w:rPr>
+      </w:pPr>
+      <w:r>
+        <w:rPr>
+          <w:szCs w:val="28"/>
+          <w:lang w:val="en-US"/>
         </w:rPr>
         <w:t>}</w:t>
       </w:r>
@@ -1094,15 +1219,14 @@
       </w:pPr>
       <w:r>
         <w:rPr>
-          <w:noProof/>
-          <w:szCs w:val="28"/>
-          <w:lang w:val="en-US"/>
-        </w:rPr>
+          <w:szCs w:val="28"/>
+        </w:rPr>
+        <w:lastRenderedPageBreak/>
         <w:drawing>
-          <wp:inline distT="0" distB="0" distL="0" distR="0" wp14:anchorId="109EC22A" wp14:editId="358B7909">
-            <wp:extent cx="3391373" cy="743054"/>
-            <wp:effectExtent l="0" t="0" r="0" b="0"/>
-            <wp:docPr id="1045878218" name="Рисунок 1"/>
+          <wp:inline distT="0" distB="0" distL="0" distR="0" wp14:anchorId="56A42598" wp14:editId="58C38C40">
+            <wp:extent cx="5940425" cy="3341370"/>
+            <wp:effectExtent l="0" t="0" r="3175" b="0"/>
+            <wp:docPr id="2019887558" name="Рисунок 1"/>
             <wp:cNvGraphicFramePr>
               <a:graphicFrameLocks xmlns:a="http://schemas.openxmlformats.org/drawingml/2006/main" noChangeAspect="1"/>
             </wp:cNvGraphicFramePr>
@@ -1110,7 +1234,7 @@
               <a:graphicData uri="http://schemas.openxmlformats.org/drawingml/2006/picture">
                 <pic:pic xmlns:pic="http://schemas.openxmlformats.org/drawingml/2006/picture">
                   <pic:nvPicPr>
-                    <pic:cNvPr id="1045878218" name=""/>
+                    <pic:cNvPr id="2019887558" name=""/>
                     <pic:cNvPicPr/>
                   </pic:nvPicPr>
                   <pic:blipFill>
@@ -1122,7 +1246,7 @@
                   <pic:spPr>
                     <a:xfrm>
                       <a:off x="0" y="0"/>
-                      <a:ext cx="3391373" cy="743054"/>
+                      <a:ext cx="5940425" cy="3341370"/>
                     </a:xfrm>
                     <a:prstGeom prst="rect">
                       <a:avLst/>
@@ -1163,14 +1287,7 @@
           <w:szCs w:val="28"/>
         </w:rPr>
         <w:br/>
-        <w:t xml:space="preserve">Любая операция, изменяющая строку (например, Replace, ToUpper), создаёт новый объект строки, а исходная остаётся без изменений. Сама строка в </w:t>
-      </w:r>
-      <w:r>
-        <w:rPr>
-          <w:szCs w:val="28"/>
-        </w:rPr>
-        <w:lastRenderedPageBreak/>
-        <w:t>памяти не меняется.</w:t>
+        <w:t>Любая операция, изменяющая строку (например, Replace, ToUpper), создаёт новый объект строки, а исходная остаётся без изменений. Сама строка в памяти не меняется.</w:t>
       </w:r>
       <w:r>
         <w:rPr>
@@ -3239,6 +3356,7 @@
   <w:style w:type="character" w:default="1" w:styleId="a0">
     <w:name w:val="Default Paragraph Font"/>
     <w:uiPriority w:val="1"/>
+    <w:semiHidden/>
     <w:unhideWhenUsed/>
   </w:style>
   <w:style w:type="table" w:default="1" w:styleId="a1">
